--- a/Doctrines docs/Centralized Error Doctrine/EGAL-CED_Centralized_Error_Doctrine_v1.1.0.docx
+++ b/Doctrines docs/Centralized Error Doctrine/EGAL-CED_Centralized_Error_Doctrine_v1.1.0.docx
@@ -15,7 +15,67 @@
           <w:sz w:val="20"/>
           <w:szCs w:val="20"/>
         </w:rPr>
-        <w:t>TÀI LIỆU KIẾN TRÚC CHÍNH THỨC</w:t>
+        <w:t>TÀI LI</w:t>
+      </w:r>
+      <w:r>
+        <w:rPr>
+          <w:b/>
+          <w:bCs/>
+          <w:color w:val="1F4E79"/>
+          <w:sz w:val="20"/>
+          <w:szCs w:val="20"/>
+        </w:rPr>
+        <w:t>Ệ</w:t>
+      </w:r>
+      <w:r>
+        <w:rPr>
+          <w:b/>
+          <w:bCs/>
+          <w:color w:val="1F4E79"/>
+          <w:sz w:val="20"/>
+          <w:szCs w:val="20"/>
+        </w:rPr>
+        <w:t>U KI</w:t>
+      </w:r>
+      <w:r>
+        <w:rPr>
+          <w:b/>
+          <w:bCs/>
+          <w:color w:val="1F4E79"/>
+          <w:sz w:val="20"/>
+          <w:szCs w:val="20"/>
+        </w:rPr>
+        <w:t>Ế</w:t>
+      </w:r>
+      <w:r>
+        <w:rPr>
+          <w:b/>
+          <w:bCs/>
+          <w:color w:val="1F4E79"/>
+          <w:sz w:val="20"/>
+          <w:szCs w:val="20"/>
+        </w:rPr>
+        <w:t>N TRÚC CHÍNH TH</w:t>
+      </w:r>
+      <w:r>
+        <w:rPr>
+          <w:b/>
+          <w:bCs/>
+          <w:color w:val="1F4E79"/>
+          <w:sz w:val="20"/>
+          <w:szCs w:val="20"/>
+        </w:rPr>
+        <w:t>Ứ</w:t>
+      </w:r>
+      <w:r>
+        <w:rPr>
+          <w:b/>
+          <w:bCs/>
+          <w:color w:val="1F4E79"/>
+          <w:sz w:val="20"/>
+          <w:szCs w:val="20"/>
+        </w:rPr>
+        <w:t>C</w:t>
       </w:r>
     </w:p>
     <w:p>
@@ -65,7 +125,127 @@
           <w:sz w:val="16"/>
           <w:szCs w:val="16"/>
         </w:rPr>
-        <w:t>Kế thừa v1.0.0 + phản biện thực chiến (observability, async, registry, i18n-ready)</w:t>
+        <w:t>K</w:t>
+      </w:r>
+      <w:r>
+        <w:rPr>
+          <w:i/>
+          <w:iCs/>
+          <w:color w:val="404040"/>
+          <w:sz w:val="16"/>
+          <w:szCs w:val="16"/>
+        </w:rPr>
+        <w:t>ế</w:t>
+      </w:r>
+      <w:r>
+        <w:rPr>
+          <w:i/>
+          <w:iCs/>
+          <w:color w:val="404040"/>
+          <w:sz w:val="16"/>
+          <w:szCs w:val="16"/>
+        </w:rPr>
+        <w:t xml:space="preserve"> th</w:t>
+      </w:r>
+      <w:r>
+        <w:rPr>
+          <w:i/>
+          <w:iCs/>
+          <w:color w:val="404040"/>
+          <w:sz w:val="16"/>
+          <w:szCs w:val="16"/>
+        </w:rPr>
+        <w:t>ừ</w:t>
+      </w:r>
+      <w:r>
+        <w:rPr>
+          <w:i/>
+          <w:iCs/>
+          <w:color w:val="404040"/>
+          <w:sz w:val="16"/>
+          <w:szCs w:val="16"/>
+        </w:rPr>
+        <w:t>a v1.0.0 + ph</w:t>
+      </w:r>
+      <w:r>
+        <w:rPr>
+          <w:i/>
+          <w:iCs/>
+          <w:color w:val="404040"/>
+          <w:sz w:val="16"/>
+          <w:szCs w:val="16"/>
+        </w:rPr>
+        <w:t>ả</w:t>
+      </w:r>
+      <w:r>
+        <w:rPr>
+          <w:i/>
+          <w:iCs/>
+          <w:color w:val="404040"/>
+          <w:sz w:val="16"/>
+          <w:szCs w:val="16"/>
+        </w:rPr>
+        <w:t>n bi</w:t>
+      </w:r>
+      <w:r>
+        <w:rPr>
+          <w:i/>
+          <w:iCs/>
+          <w:color w:val="404040"/>
+          <w:sz w:val="16"/>
+          <w:szCs w:val="16"/>
+        </w:rPr>
+        <w:t>ệ</w:t>
+      </w:r>
+      <w:r>
+        <w:rPr>
+          <w:i/>
+          <w:iCs/>
+          <w:color w:val="404040"/>
+          <w:sz w:val="16"/>
+          <w:szCs w:val="16"/>
+        </w:rPr>
+        <w:t>n th</w:t>
+      </w:r>
+      <w:r>
+        <w:rPr>
+          <w:i/>
+          <w:iCs/>
+          <w:color w:val="404040"/>
+          <w:sz w:val="16"/>
+          <w:szCs w:val="16"/>
+        </w:rPr>
+        <w:t>ự</w:t>
+      </w:r>
+      <w:r>
+        <w:rPr>
+          <w:i/>
+          <w:iCs/>
+          <w:color w:val="404040"/>
+          <w:sz w:val="16"/>
+          <w:szCs w:val="16"/>
+        </w:rPr>
+        <w:t>c chi</w:t>
+      </w:r>
+      <w:r>
+        <w:rPr>
+          <w:i/>
+          <w:iCs/>
+          <w:color w:val="404040"/>
+          <w:sz w:val="16"/>
+          <w:szCs w:val="16"/>
+        </w:rPr>
+        <w:t>ế</w:t>
+      </w:r>
+      <w:r>
+        <w:rPr>
+          <w:i/>
+          <w:iCs/>
+          <w:color w:val="404040"/>
+          <w:sz w:val="16"/>
+          <w:szCs w:val="16"/>
+        </w:rPr>
+        <w:t>n (observability, async, registry, i18n-ready)</w:t>
       </w:r>
     </w:p>
     <w:tbl>
@@ -90,12 +270,6 @@
         <w:gridCol w:w="7500"/>
       </w:tblGrid>
       <w:tr>
-        <w:tblPrEx>
-          <w:tblCellMar>
-            <w:top w:w="0" w:type="dxa"/>
-            <w:bottom w:w="0" w:type="dxa"/>
-          </w:tblCellMar>
-        </w:tblPrEx>
         <w:tc>
           <w:tcPr>
             <w:tcW w:w="2400" w:type="dxa"/>
@@ -122,7 +296,27 @@
                 <w:sz w:val="14"/>
                 <w:szCs w:val="14"/>
               </w:rPr>
-              <w:t>Trạng thái</w:t>
+              <w:t>Tr</w:t>
+            </w:r>
+            <w:r>
+              <w:rPr>
+                <w:b/>
+                <w:bCs/>
+                <w:color w:val="FFFFFF"/>
+                <w:sz w:val="14"/>
+                <w:szCs w:val="14"/>
+              </w:rPr>
+              <w:t>ạ</w:t>
+            </w:r>
+            <w:r>
+              <w:rPr>
+                <w:b/>
+                <w:bCs/>
+                <w:color w:val="FFFFFF"/>
+                <w:sz w:val="14"/>
+                <w:szCs w:val="14"/>
+              </w:rPr>
+              <w:t>ng thái</w:t>
             </w:r>
           </w:p>
         </w:tc>
@@ -158,12 +352,6 @@
         </w:tc>
       </w:tr>
       <w:tr>
-        <w:tblPrEx>
-          <w:tblCellMar>
-            <w:top w:w="0" w:type="dxa"/>
-            <w:bottom w:w="0" w:type="dxa"/>
-          </w:tblCellMar>
-        </w:tblPrEx>
         <w:tc>
           <w:tcPr>
             <w:tcW w:w="2400" w:type="dxa"/>
@@ -217,18 +405,60 @@
                 <w:sz w:val="13"/>
                 <w:szCs w:val="13"/>
               </w:rPr>
-              <w:t>E5 correlation BẮT BUỘC ở Global Handler; VIII.1 Observability; VIII.2 Async; VII registry domain + CI uniqueness; V.4 i18n-ready details; logPayload tách external wire</w:t>
+              <w:t>E5 correlation B</w:t>
+            </w:r>
+            <w:r>
+              <w:rPr>
+                <w:color w:val="000000"/>
+                <w:sz w:val="13"/>
+                <w:szCs w:val="13"/>
+              </w:rPr>
+              <w:t>Ắ</w:t>
+            </w:r>
+            <w:r>
+              <w:rPr>
+                <w:color w:val="000000"/>
+                <w:sz w:val="13"/>
+                <w:szCs w:val="13"/>
+              </w:rPr>
+              <w:t>T BU</w:t>
+            </w:r>
+            <w:r>
+              <w:rPr>
+                <w:color w:val="000000"/>
+                <w:sz w:val="13"/>
+                <w:szCs w:val="13"/>
+              </w:rPr>
+              <w:t>Ộ</w:t>
+            </w:r>
+            <w:r>
+              <w:rPr>
+                <w:color w:val="000000"/>
+                <w:sz w:val="13"/>
+                <w:szCs w:val="13"/>
+              </w:rPr>
+              <w:t xml:space="preserve">C </w:t>
+            </w:r>
+            <w:r>
+              <w:rPr>
+                <w:color w:val="000000"/>
+                <w:sz w:val="13"/>
+                <w:szCs w:val="13"/>
+              </w:rPr>
+              <w:t>ở</w:t>
+            </w:r>
+            <w:r>
+              <w:rPr>
+                <w:color w:val="000000"/>
+                <w:sz w:val="13"/>
+                <w:szCs w:val="13"/>
+              </w:rPr>
+              <w:t xml:space="preserve"> Global Handler; VIII.1 Observability; VIII.2 Async; VII registry domain + CI uniqueness; V.4 i18n-ready details; logPayload tách external wire</w:t>
             </w:r>
           </w:p>
         </w:tc>
       </w:tr>
       <w:tr>
-        <w:tblPrEx>
-          <w:tblCellMar>
-            <w:top w:w="0" w:type="dxa"/>
-            <w:bottom w:w="0" w:type="dxa"/>
-          </w:tblCellMar>
-        </w:tblPrEx>
         <w:tc>
           <w:tcPr>
             <w:tcW w:w="2400" w:type="dxa"/>
@@ -299,7 +529,241 @@
           <w:sz w:val="17"/>
           <w:szCs w:val="17"/>
         </w:rPr>
-        <w:t>Tài liệu này thay thế CED v1.0.0 làm SSOT. v1.0 giữ lịch sử. Phản biện thực chiến được tiếp thu có chọn lọc — không phá dual-contract / Q1 message UAT.</w:t>
+        <w:t>Tài li</w:t>
+      </w:r>
+      <w:r>
+        <w:rPr>
+          <w:i/>
+          <w:iCs/>
+          <w:sz w:val="17"/>
+          <w:szCs w:val="17"/>
+        </w:rPr>
+        <w:t>ệ</w:t>
+      </w:r>
+      <w:r>
+        <w:rPr>
+          <w:i/>
+          <w:iCs/>
+          <w:sz w:val="17"/>
+          <w:szCs w:val="17"/>
+        </w:rPr>
+        <w:t>u này thay th</w:t>
+      </w:r>
+      <w:r>
+        <w:rPr>
+          <w:i/>
+          <w:iCs/>
+          <w:sz w:val="17"/>
+          <w:szCs w:val="17"/>
+        </w:rPr>
+        <w:t>ế</w:t>
+      </w:r>
+      <w:r>
+        <w:rPr>
+          <w:i/>
+          <w:iCs/>
+          <w:sz w:val="17"/>
+          <w:szCs w:val="17"/>
+        </w:rPr>
+        <w:t xml:space="preserve"> CED v1.0.0 làm SSOT. v1.0 gi</w:t>
+      </w:r>
+      <w:r>
+        <w:rPr>
+          <w:i/>
+          <w:iCs/>
+          <w:sz w:val="17"/>
+          <w:szCs w:val="17"/>
+        </w:rPr>
+        <w:t>ữ</w:t>
+      </w:r>
+      <w:r>
+        <w:rPr>
+          <w:i/>
+          <w:iCs/>
+          <w:sz w:val="17"/>
+          <w:szCs w:val="17"/>
+        </w:rPr>
+        <w:t xml:space="preserve"> l</w:t>
+      </w:r>
+      <w:r>
+        <w:rPr>
+          <w:i/>
+          <w:iCs/>
+          <w:sz w:val="17"/>
+          <w:szCs w:val="17"/>
+        </w:rPr>
+        <w:t>ị</w:t>
+      </w:r>
+      <w:r>
+        <w:rPr>
+          <w:i/>
+          <w:iCs/>
+          <w:sz w:val="17"/>
+          <w:szCs w:val="17"/>
+        </w:rPr>
+        <w:t>ch s</w:t>
+      </w:r>
+      <w:r>
+        <w:rPr>
+          <w:i/>
+          <w:iCs/>
+          <w:sz w:val="17"/>
+          <w:szCs w:val="17"/>
+        </w:rPr>
+        <w:t>ử</w:t>
+      </w:r>
+      <w:r>
+        <w:rPr>
+          <w:i/>
+          <w:iCs/>
+          <w:sz w:val="17"/>
+          <w:szCs w:val="17"/>
+        </w:rPr>
+        <w:t>. Ph</w:t>
+      </w:r>
+      <w:r>
+        <w:rPr>
+          <w:i/>
+          <w:iCs/>
+          <w:sz w:val="17"/>
+          <w:szCs w:val="17"/>
+        </w:rPr>
+        <w:t>ả</w:t>
+      </w:r>
+      <w:r>
+        <w:rPr>
+          <w:i/>
+          <w:iCs/>
+          <w:sz w:val="17"/>
+          <w:szCs w:val="17"/>
+        </w:rPr>
+        <w:t>n bi</w:t>
+      </w:r>
+      <w:r>
+        <w:rPr>
+          <w:i/>
+          <w:iCs/>
+          <w:sz w:val="17"/>
+          <w:szCs w:val="17"/>
+        </w:rPr>
+        <w:t>ệ</w:t>
+      </w:r>
+      <w:r>
+        <w:rPr>
+          <w:i/>
+          <w:iCs/>
+          <w:sz w:val="17"/>
+          <w:szCs w:val="17"/>
+        </w:rPr>
+        <w:t>n th</w:t>
+      </w:r>
+      <w:r>
+        <w:rPr>
+          <w:i/>
+          <w:iCs/>
+          <w:sz w:val="17"/>
+          <w:szCs w:val="17"/>
+        </w:rPr>
+        <w:t>ự</w:t>
+      </w:r>
+      <w:r>
+        <w:rPr>
+          <w:i/>
+          <w:iCs/>
+          <w:sz w:val="17"/>
+          <w:szCs w:val="17"/>
+        </w:rPr>
+        <w:t>c chi</w:t>
+      </w:r>
+      <w:r>
+        <w:rPr>
+          <w:i/>
+          <w:iCs/>
+          <w:sz w:val="17"/>
+          <w:szCs w:val="17"/>
+        </w:rPr>
+        <w:t>ế</w:t>
+      </w:r>
+      <w:r>
+        <w:rPr>
+          <w:i/>
+          <w:iCs/>
+          <w:sz w:val="17"/>
+          <w:szCs w:val="17"/>
+        </w:rPr>
+        <w:t>n đư</w:t>
+      </w:r>
+      <w:r>
+        <w:rPr>
+          <w:i/>
+          <w:iCs/>
+          <w:sz w:val="17"/>
+          <w:szCs w:val="17"/>
+        </w:rPr>
+        <w:t>ợ</w:t>
+      </w:r>
+      <w:r>
+        <w:rPr>
+          <w:i/>
+          <w:iCs/>
+          <w:sz w:val="17"/>
+          <w:szCs w:val="17"/>
+        </w:rPr>
+        <w:t>c ti</w:t>
+      </w:r>
+      <w:r>
+        <w:rPr>
+          <w:i/>
+          <w:iCs/>
+          <w:sz w:val="17"/>
+          <w:szCs w:val="17"/>
+        </w:rPr>
+        <w:t>ế</w:t>
+      </w:r>
+      <w:r>
+        <w:rPr>
+          <w:i/>
+          <w:iCs/>
+          <w:sz w:val="17"/>
+          <w:szCs w:val="17"/>
+        </w:rPr>
+        <w:t>p thu có ch</w:t>
+      </w:r>
+      <w:r>
+        <w:rPr>
+          <w:i/>
+          <w:iCs/>
+          <w:sz w:val="17"/>
+          <w:szCs w:val="17"/>
+        </w:rPr>
+        <w:t>ọ</w:t>
+      </w:r>
+      <w:r>
+        <w:rPr>
+          <w:i/>
+          <w:iCs/>
+          <w:sz w:val="17"/>
+          <w:szCs w:val="17"/>
+        </w:rPr>
+        <w:t>n l</w:t>
+      </w:r>
+      <w:r>
+        <w:rPr>
+          <w:i/>
+          <w:iCs/>
+          <w:sz w:val="17"/>
+          <w:szCs w:val="17"/>
+        </w:rPr>
+        <w:t>ọ</w:t>
+      </w:r>
+      <w:r>
+        <w:rPr>
+          <w:i/>
+          <w:iCs/>
+          <w:sz w:val="17"/>
+          <w:szCs w:val="17"/>
+        </w:rPr>
+        <w:t>c — không phá dual-contract / Q1 message UAT.</w:t>
       </w:r>
     </w:p>
     <w:p>
@@ -307,7 +771,25 @@
         <w:pStyle w:val="Heading1"/>
       </w:pPr>
       <w:r>
-        <w:t>0. Tiếp thu phản biện (v1.0 → v1.1)</w:t>
+        <w:t>0. Ti</w:t>
+      </w:r>
+      <w:r>
+        <w:t>ế</w:t>
+      </w:r>
+      <w:r>
+        <w:t>p thu ph</w:t>
+      </w:r>
+      <w:r>
+        <w:t>ả</w:t>
+      </w:r>
+      <w:r>
+        <w:t>n bi</w:t>
+      </w:r>
+      <w:r>
+        <w:t>ệ</w:t>
+      </w:r>
+      <w:r>
+        <w:t>n (v1.0 → v1.1)</w:t>
       </w:r>
     </w:p>
     <w:p>
@@ -315,7 +797,13 @@
         <w:pStyle w:val="Heading2"/>
       </w:pPr>
       <w:r>
-        <w:t>0.1. Giữ nguyên (Pros)</w:t>
+        <w:t>0.1. Gi</w:t>
+      </w:r>
+      <w:r>
+        <w:t>ữ</w:t>
+      </w:r>
+      <w:r>
+        <w:t xml:space="preserve"> nguyên (Pros)</w:t>
       </w:r>
     </w:p>
     <w:p>
@@ -332,7 +820,35 @@
           <w:sz w:val="20"/>
           <w:szCs w:val="20"/>
         </w:rPr>
-        <w:t>E2 Operational vs Programmer — nền tảng alerting.</w:t>
+        <w:t>E2 Operational vs Programmer — n</w:t>
+      </w:r>
+      <w:r>
+        <w:rPr>
+          <w:sz w:val="20"/>
+          <w:szCs w:val="20"/>
+        </w:rPr>
+        <w:t>ề</w:t>
+      </w:r>
+      <w:r>
+        <w:rPr>
+          <w:sz w:val="20"/>
+          <w:szCs w:val="20"/>
+        </w:rPr>
+        <w:t>n t</w:t>
+      </w:r>
+      <w:r>
+        <w:rPr>
+          <w:sz w:val="20"/>
+          <w:szCs w:val="20"/>
+        </w:rPr>
+        <w:t>ả</w:t>
+      </w:r>
+      <w:r>
+        <w:rPr>
+          <w:sz w:val="20"/>
+          <w:szCs w:val="20"/>
+        </w:rPr>
+        <w:t>ng alerting.</w:t>
       </w:r>
     </w:p>
     <w:p>
@@ -416,12 +932,6 @@
         <w:gridCol w:w="7100"/>
       </w:tblGrid>
       <w:tr>
-        <w:tblPrEx>
-          <w:tblCellMar>
-            <w:top w:w="0" w:type="dxa"/>
-            <w:bottom w:w="0" w:type="dxa"/>
-          </w:tblCellMar>
-        </w:tblPrEx>
         <w:tc>
           <w:tcPr>
             <w:tcW w:w="2800" w:type="dxa"/>
@@ -478,18 +988,32 @@
                 <w:sz w:val="14"/>
                 <w:szCs w:val="14"/>
               </w:rPr>
-              <w:t>Xử lý v1.1</w:t>
+              <w:t>X</w:t>
+            </w:r>
+            <w:r>
+              <w:rPr>
+                <w:b/>
+                <w:bCs/>
+                <w:color w:val="FFFFFF"/>
+                <w:sz w:val="14"/>
+                <w:szCs w:val="14"/>
+              </w:rPr>
+              <w:t>ử</w:t>
+            </w:r>
+            <w:r>
+              <w:rPr>
+                <w:b/>
+                <w:bCs/>
+                <w:color w:val="FFFFFF"/>
+                <w:sz w:val="14"/>
+                <w:szCs w:val="14"/>
+              </w:rPr>
+              <w:t xml:space="preserve"> lý v1.1</w:t>
             </w:r>
           </w:p>
         </w:tc>
       </w:tr>
       <w:tr>
-        <w:tblPrEx>
-          <w:tblCellMar>
-            <w:top w:w="0" w:type="dxa"/>
-            <w:bottom w:w="0" w:type="dxa"/>
-          </w:tblCellMar>
-        </w:tblPrEx>
         <w:tc>
           <w:tcPr>
             <w:tcW w:w="2800" w:type="dxa"/>
@@ -542,18 +1066,76 @@
                 <w:sz w:val="13"/>
                 <w:szCs w:val="13"/>
               </w:rPr>
-              <w:t>Domain files độc lập (đã có); index chỉ aggregate freeze; CI test unique values; cấm domain import service qua errors; import codes-only path</w:t>
+              <w:t>Domain files đ</w:t>
+            </w:r>
+            <w:r>
+              <w:rPr>
+                <w:color w:val="000000"/>
+                <w:sz w:val="13"/>
+                <w:szCs w:val="13"/>
+              </w:rPr>
+              <w:t>ộ</w:t>
+            </w:r>
+            <w:r>
+              <w:rPr>
+                <w:color w:val="000000"/>
+                <w:sz w:val="13"/>
+                <w:szCs w:val="13"/>
+              </w:rPr>
+              <w:t>c l</w:t>
+            </w:r>
+            <w:r>
+              <w:rPr>
+                <w:color w:val="000000"/>
+                <w:sz w:val="13"/>
+                <w:szCs w:val="13"/>
+              </w:rPr>
+              <w:t>ậ</w:t>
+            </w:r>
+            <w:r>
+              <w:rPr>
+                <w:color w:val="000000"/>
+                <w:sz w:val="13"/>
+                <w:szCs w:val="13"/>
+              </w:rPr>
+              <w:t>p (đã có); index ch</w:t>
+            </w:r>
+            <w:r>
+              <w:rPr>
+                <w:color w:val="000000"/>
+                <w:sz w:val="13"/>
+                <w:szCs w:val="13"/>
+              </w:rPr>
+              <w:t>ỉ</w:t>
+            </w:r>
+            <w:r>
+              <w:rPr>
+                <w:color w:val="000000"/>
+                <w:sz w:val="13"/>
+                <w:szCs w:val="13"/>
+              </w:rPr>
+              <w:t xml:space="preserve"> aggregate freeze; CI test unique values; c</w:t>
+            </w:r>
+            <w:r>
+              <w:rPr>
+                <w:color w:val="000000"/>
+                <w:sz w:val="13"/>
+                <w:szCs w:val="13"/>
+              </w:rPr>
+              <w:t>ấ</w:t>
+            </w:r>
+            <w:r>
+              <w:rPr>
+                <w:color w:val="000000"/>
+                <w:sz w:val="13"/>
+                <w:szCs w:val="13"/>
+              </w:rPr>
+              <w:t>m domain import service qua errors; import codes-only path</w:t>
             </w:r>
           </w:p>
         </w:tc>
       </w:tr>
       <w:tr>
-        <w:tblPrEx>
-          <w:tblCellMar>
-            <w:top w:w="0" w:type="dxa"/>
-            <w:bottom w:w="0" w:type="dxa"/>
-          </w:tblCellMar>
-        </w:tblPrEx>
         <w:tc>
           <w:tcPr>
             <w:tcW w:w="2800" w:type="dxa"/>
@@ -579,7 +1161,27 @@
                 <w:sz w:val="13"/>
                 <w:szCs w:val="13"/>
               </w:rPr>
-              <w:t>Log / cause.stack mất</w:t>
+              <w:t>Log / cause.stack m</w:t>
+            </w:r>
+            <w:r>
+              <w:rPr>
+                <w:b/>
+                <w:bCs/>
+                <w:color w:val="000000"/>
+                <w:sz w:val="13"/>
+                <w:szCs w:val="13"/>
+              </w:rPr>
+              <w:t>ấ</w:t>
+            </w:r>
+            <w:r>
+              <w:rPr>
+                <w:b/>
+                <w:bCs/>
+                <w:color w:val="000000"/>
+                <w:sz w:val="13"/>
+                <w:szCs w:val="13"/>
+              </w:rPr>
+              <w:t>t</w:t>
             </w:r>
           </w:p>
         </w:tc>
@@ -606,18 +1208,44 @@
                 <w:sz w:val="13"/>
                 <w:szCs w:val="13"/>
               </w:rPr>
-              <w:t>§VIII.1 Internal Log Payload bắt buộc serialize stack + cause chain; tách external wire</w:t>
+              <w:t>§VIII.1 Internal Log Payload b</w:t>
+            </w:r>
+            <w:r>
+              <w:rPr>
+                <w:color w:val="000000"/>
+                <w:sz w:val="13"/>
+                <w:szCs w:val="13"/>
+              </w:rPr>
+              <w:t>ắ</w:t>
+            </w:r>
+            <w:r>
+              <w:rPr>
+                <w:color w:val="000000"/>
+                <w:sz w:val="13"/>
+                <w:szCs w:val="13"/>
+              </w:rPr>
+              <w:t>t bu</w:t>
+            </w:r>
+            <w:r>
+              <w:rPr>
+                <w:color w:val="000000"/>
+                <w:sz w:val="13"/>
+                <w:szCs w:val="13"/>
+              </w:rPr>
+              <w:t>ộ</w:t>
+            </w:r>
+            <w:r>
+              <w:rPr>
+                <w:color w:val="000000"/>
+                <w:sz w:val="13"/>
+                <w:szCs w:val="13"/>
+              </w:rPr>
+              <w:t>c serialize stack + cause chain; tách external wire</w:t>
             </w:r>
           </w:p>
         </w:tc>
       </w:tr>
       <w:tr>
-        <w:tblPrEx>
-          <w:tblCellMar>
-            <w:top w:w="0" w:type="dxa"/>
-            <w:bottom w:w="0" w:type="dxa"/>
-          </w:tblCellMar>
-        </w:tblPrEx>
         <w:tc>
           <w:tcPr>
             <w:tcW w:w="2800" w:type="dxa"/>
@@ -670,18 +1298,108 @@
                 <w:sz w:val="13"/>
                 <w:szCs w:val="13"/>
               </w:rPr>
-              <w:t>E5 nâng cấp: BẮT BUỘC tại Global Handler (sinh UUID nếu thiếu)</w:t>
+              <w:t>E5 nâng c</w:t>
+            </w:r>
+            <w:r>
+              <w:rPr>
+                <w:color w:val="000000"/>
+                <w:sz w:val="13"/>
+                <w:szCs w:val="13"/>
+              </w:rPr>
+              <w:t>ấ</w:t>
+            </w:r>
+            <w:r>
+              <w:rPr>
+                <w:color w:val="000000"/>
+                <w:sz w:val="13"/>
+                <w:szCs w:val="13"/>
+              </w:rPr>
+              <w:t>p: B</w:t>
+            </w:r>
+            <w:r>
+              <w:rPr>
+                <w:color w:val="000000"/>
+                <w:sz w:val="13"/>
+                <w:szCs w:val="13"/>
+              </w:rPr>
+              <w:t>Ắ</w:t>
+            </w:r>
+            <w:r>
+              <w:rPr>
+                <w:color w:val="000000"/>
+                <w:sz w:val="13"/>
+                <w:szCs w:val="13"/>
+              </w:rPr>
+              <w:t>T BU</w:t>
+            </w:r>
+            <w:r>
+              <w:rPr>
+                <w:color w:val="000000"/>
+                <w:sz w:val="13"/>
+                <w:szCs w:val="13"/>
+              </w:rPr>
+              <w:t>Ộ</w:t>
+            </w:r>
+            <w:r>
+              <w:rPr>
+                <w:color w:val="000000"/>
+                <w:sz w:val="13"/>
+                <w:szCs w:val="13"/>
+              </w:rPr>
+              <w:t>C t</w:t>
+            </w:r>
+            <w:r>
+              <w:rPr>
+                <w:color w:val="000000"/>
+                <w:sz w:val="13"/>
+                <w:szCs w:val="13"/>
+              </w:rPr>
+              <w:t>ạ</w:t>
+            </w:r>
+            <w:r>
+              <w:rPr>
+                <w:color w:val="000000"/>
+                <w:sz w:val="13"/>
+                <w:szCs w:val="13"/>
+              </w:rPr>
+              <w:t>i Global Handler (sinh UUID n</w:t>
+            </w:r>
+            <w:r>
+              <w:rPr>
+                <w:color w:val="000000"/>
+                <w:sz w:val="13"/>
+                <w:szCs w:val="13"/>
+              </w:rPr>
+              <w:t>ế</w:t>
+            </w:r>
+            <w:r>
+              <w:rPr>
+                <w:color w:val="000000"/>
+                <w:sz w:val="13"/>
+                <w:szCs w:val="13"/>
+              </w:rPr>
+              <w:t>u thi</w:t>
+            </w:r>
+            <w:r>
+              <w:rPr>
+                <w:color w:val="000000"/>
+                <w:sz w:val="13"/>
+                <w:szCs w:val="13"/>
+              </w:rPr>
+              <w:t>ế</w:t>
+            </w:r>
+            <w:r>
+              <w:rPr>
+                <w:color w:val="000000"/>
+                <w:sz w:val="13"/>
+                <w:szCs w:val="13"/>
+              </w:rPr>
+              <w:t>u)</w:t>
             </w:r>
           </w:p>
         </w:tc>
       </w:tr>
       <w:tr>
-        <w:tblPrEx>
-          <w:tblCellMar>
-            <w:top w:w="0" w:type="dxa"/>
-            <w:bottom w:w="0" w:type="dxa"/>
-          </w:tblCellMar>
-        </w:tblPrEx>
         <w:tc>
           <w:tcPr>
             <w:tcW w:w="2800" w:type="dxa"/>
@@ -734,18 +1452,44 @@
                 <w:sz w:val="13"/>
                 <w:szCs w:val="13"/>
               </w:rPr>
-              <w:t>§VIII.2 asyncHandler / express-async-errors bắt buộc CED-2</w:t>
+              <w:t>§VIII.2 asyncHandler / express-async-errors b</w:t>
+            </w:r>
+            <w:r>
+              <w:rPr>
+                <w:color w:val="000000"/>
+                <w:sz w:val="13"/>
+                <w:szCs w:val="13"/>
+              </w:rPr>
+              <w:t>ắ</w:t>
+            </w:r>
+            <w:r>
+              <w:rPr>
+                <w:color w:val="000000"/>
+                <w:sz w:val="13"/>
+                <w:szCs w:val="13"/>
+              </w:rPr>
+              <w:t>t bu</w:t>
+            </w:r>
+            <w:r>
+              <w:rPr>
+                <w:color w:val="000000"/>
+                <w:sz w:val="13"/>
+                <w:szCs w:val="13"/>
+              </w:rPr>
+              <w:t>ộ</w:t>
+            </w:r>
+            <w:r>
+              <w:rPr>
+                <w:color w:val="000000"/>
+                <w:sz w:val="13"/>
+                <w:szCs w:val="13"/>
+              </w:rPr>
+              <w:t>c CED-2</w:t>
             </w:r>
           </w:p>
         </w:tc>
       </w:tr>
       <w:tr>
-        <w:tblPrEx>
-          <w:tblCellMar>
-            <w:top w:w="0" w:type="dxa"/>
-            <w:bottom w:w="0" w:type="dxa"/>
-          </w:tblCellMar>
-        </w:tblPrEx>
         <w:tc>
           <w:tcPr>
             <w:tcW w:w="2800" w:type="dxa"/>
@@ -771,7 +1515,27 @@
                 <w:sz w:val="13"/>
                 <w:szCs w:val="13"/>
               </w:rPr>
-              <w:t>i18n message cứng</w:t>
+              <w:t>i18n message c</w:t>
+            </w:r>
+            <w:r>
+              <w:rPr>
+                <w:b/>
+                <w:bCs/>
+                <w:color w:val="000000"/>
+                <w:sz w:val="13"/>
+                <w:szCs w:val="13"/>
+              </w:rPr>
+              <w:t>ứ</w:t>
+            </w:r>
+            <w:r>
+              <w:rPr>
+                <w:b/>
+                <w:bCs/>
+                <w:color w:val="000000"/>
+                <w:sz w:val="13"/>
+                <w:szCs w:val="13"/>
+              </w:rPr>
+              <w:t>ng</w:t>
             </w:r>
           </w:p>
         </w:tc>
@@ -798,7 +1562,23 @@
                 <w:sz w:val="13"/>
                 <w:szCs w:val="13"/>
               </w:rPr>
-              <w:t>§V.4 details.i18nKey + i18nParams (opt-in); message vẫn fallback UAT string</w:t>
+              <w:t>§V.4 details.i18nKey + i18nParams (opt-in); message v</w:t>
+            </w:r>
+            <w:r>
+              <w:rPr>
+                <w:color w:val="000000"/>
+                <w:sz w:val="13"/>
+                <w:szCs w:val="13"/>
+              </w:rPr>
+              <w:t>ẫ</w:t>
+            </w:r>
+            <w:r>
+              <w:rPr>
+                <w:color w:val="000000"/>
+                <w:sz w:val="13"/>
+                <w:szCs w:val="13"/>
+              </w:rPr>
+              <w:t>n fallback UAT string</w:t>
             </w:r>
           </w:p>
         </w:tc>
@@ -809,7 +1589,19 @@
         <w:pStyle w:val="Heading1"/>
       </w:pPr>
       <w:r>
-        <w:t>I. Mục tiêu &amp; phạm vi</w:t>
+        <w:t>I. M</w:t>
+      </w:r>
+      <w:r>
+        <w:t>ụ</w:t>
+      </w:r>
+      <w:r>
+        <w:t>c tiêu &amp; ph</w:t>
+      </w:r>
+      <w:r>
+        <w:t>ạ</w:t>
+      </w:r>
+      <w:r>
+        <w:t>m vi</w:t>
       </w:r>
     </w:p>
     <w:p>
@@ -817,7 +1609,25 @@
         <w:spacing w:after="100"/>
       </w:pPr>
       <w:r>
-        <w:t>CED = kernel tạo / phân loại / serialize / log lỗi toàn backend. v1.1 thêm Observability contract và Async guarantee.</w:t>
+        <w:t>CED = kernel t</w:t>
+      </w:r>
+      <w:r>
+        <w:t>ạ</w:t>
+      </w:r>
+      <w:r>
+        <w:t>o / phân lo</w:t>
+      </w:r>
+      <w:r>
+        <w:t>ạ</w:t>
+      </w:r>
+      <w:r>
+        <w:t>i / serialize / log l</w:t>
+      </w:r>
+      <w:r>
+        <w:t>ỗ</w:t>
+      </w:r>
+      <w:r>
+        <w:t>i toàn backend. v1.1 thêm Observability contract và Async guarantee.</w:t>
       </w:r>
     </w:p>
     <w:p>
@@ -876,7 +1686,21 @@
           <w:sz w:val="20"/>
           <w:szCs w:val="20"/>
         </w:rPr>
-        <w:t>E1 — Stable Code: rename chỉ dual alias + deprecation.</w:t>
+        <w:t>E1 — Stable Code: rename ch</w:t>
+      </w:r>
+      <w:r>
+        <w:rPr>
+          <w:sz w:val="20"/>
+          <w:szCs w:val="20"/>
+        </w:rPr>
+        <w:t>ỉ</w:t>
+      </w:r>
+      <w:r>
+        <w:rPr>
+          <w:sz w:val="20"/>
+          <w:szCs w:val="20"/>
+        </w:rPr>
+        <w:t xml:space="preserve"> dual alias + deprecation.</w:t>
       </w:r>
     </w:p>
     <w:p>
@@ -944,7 +1768,49 @@
           <w:sz w:val="20"/>
           <w:szCs w:val="20"/>
         </w:rPr>
-        <w:t>E5 — Correlation Mandatory at edge: Global Handler LUÔN gắn correlationId (req → header → new UUID). Service nên truyền; handler không được omit.</w:t>
+        <w:t>E5 — Correlation Mandatory at edge: Global Handler LUÔN g</w:t>
+      </w:r>
+      <w:r>
+        <w:rPr>
+          <w:sz w:val="20"/>
+          <w:szCs w:val="20"/>
+        </w:rPr>
+        <w:t>ắ</w:t>
+      </w:r>
+      <w:r>
+        <w:rPr>
+          <w:sz w:val="20"/>
+          <w:szCs w:val="20"/>
+        </w:rPr>
+        <w:t>n correlationId (req → header → new UUID). Service nên truy</w:t>
+      </w:r>
+      <w:r>
+        <w:rPr>
+          <w:sz w:val="20"/>
+          <w:szCs w:val="20"/>
+        </w:rPr>
+        <w:t>ề</w:t>
+      </w:r>
+      <w:r>
+        <w:rPr>
+          <w:sz w:val="20"/>
+          <w:szCs w:val="20"/>
+        </w:rPr>
+        <w:t>n; handler không đư</w:t>
+      </w:r>
+      <w:r>
+        <w:rPr>
+          <w:sz w:val="20"/>
+          <w:szCs w:val="20"/>
+        </w:rPr>
+        <w:t>ợ</w:t>
+      </w:r>
+      <w:r>
+        <w:rPr>
+          <w:sz w:val="20"/>
+          <w:szCs w:val="20"/>
+        </w:rPr>
+        <w:t>c omit.</w:t>
       </w:r>
     </w:p>
     <w:p>
@@ -961,7 +1827,21 @@
           <w:sz w:val="20"/>
           <w:szCs w:val="20"/>
         </w:rPr>
-        <w:t>E6 — Namespace Ownership: domain files; không đụng code namespace khác.</w:t>
+        <w:t>E6 — Namespace Ownership: domain files; không đ</w:t>
+      </w:r>
+      <w:r>
+        <w:rPr>
+          <w:sz w:val="20"/>
+          <w:szCs w:val="20"/>
+        </w:rPr>
+        <w:t>ụ</w:t>
+      </w:r>
+      <w:r>
+        <w:rPr>
+          <w:sz w:val="20"/>
+          <w:szCs w:val="20"/>
+        </w:rPr>
+        <w:t>ng code namespace khác.</w:t>
       </w:r>
     </w:p>
     <w:p>
@@ -1012,7 +1892,35 @@
           <w:sz w:val="20"/>
           <w:szCs w:val="20"/>
         </w:rPr>
-        <w:t>E9 — Dual Output: External Response ≠ Internal Log. Log giữ stack/cause; Response không lộ PII/stack production.</w:t>
+        <w:t>E9 — Dual Output: External Response ≠ Internal Log. Log gi</w:t>
+      </w:r>
+      <w:r>
+        <w:rPr>
+          <w:sz w:val="20"/>
+          <w:szCs w:val="20"/>
+        </w:rPr>
+        <w:t>ữ</w:t>
+      </w:r>
+      <w:r>
+        <w:rPr>
+          <w:sz w:val="20"/>
+          <w:szCs w:val="20"/>
+        </w:rPr>
+        <w:t xml:space="preserve"> stack/cause; Response không l</w:t>
+      </w:r>
+      <w:r>
+        <w:rPr>
+          <w:sz w:val="20"/>
+          <w:szCs w:val="20"/>
+        </w:rPr>
+        <w:t>ộ</w:t>
+      </w:r>
+      <w:r>
+        <w:rPr>
+          <w:sz w:val="20"/>
+          <w:szCs w:val="20"/>
+        </w:rPr>
+        <w:t xml:space="preserve"> PII/stack production.</w:t>
       </w:r>
     </w:p>
     <w:p>
@@ -1029,7 +1937,13 @@
       </w:pPr>
       <w:r>
         <w:lastRenderedPageBreak/>
-        <w:t>Giữ v1.0: AUTH / SEC / TENANT / ONBOARDING / COMMON / domain. HTTP map: 401/403/404/409/422/423/429/500 — 423 Locked cho CHO_DUYET, tenant pending, onboarding wrong state.</w:t>
+        <w:t>Gi</w:t>
+      </w:r>
+      <w:r>
+        <w:t>ữ</w:t>
+      </w:r>
+      <w:r>
+        <w:t xml:space="preserve"> v1.0: AUTH / SEC / TENANT / ONBOARDING / COMMON / domain. HTTP map: 401/403/404/409/422/423/429/500 — 423 Locked cho CHO_DUYET, tenant pending, onboarding wrong state.</w:t>
       </w:r>
     </w:p>
     <w:p>
@@ -1144,7 +2058,49 @@
           <w:sz w:val="20"/>
           <w:szCs w:val="20"/>
         </w:rPr>
-        <w:t>cause: native/DB error — KHÔNG đưa raw cause.message nhạy cảm ra client; CHỈ internal log.</w:t>
+        <w:t>cause: native/DB error — KHÔNG đưa raw cause.message nh</w:t>
+      </w:r>
+      <w:r>
+        <w:rPr>
+          <w:sz w:val="20"/>
+          <w:szCs w:val="20"/>
+        </w:rPr>
+        <w:t>ạ</w:t>
+      </w:r>
+      <w:r>
+        <w:rPr>
+          <w:sz w:val="20"/>
+          <w:szCs w:val="20"/>
+        </w:rPr>
+        <w:t>y c</w:t>
+      </w:r>
+      <w:r>
+        <w:rPr>
+          <w:sz w:val="20"/>
+          <w:szCs w:val="20"/>
+        </w:rPr>
+        <w:t>ả</w:t>
+      </w:r>
+      <w:r>
+        <w:rPr>
+          <w:sz w:val="20"/>
+          <w:szCs w:val="20"/>
+        </w:rPr>
+        <w:t>m ra client; CH</w:t>
+      </w:r>
+      <w:r>
+        <w:rPr>
+          <w:sz w:val="20"/>
+          <w:szCs w:val="20"/>
+        </w:rPr>
+        <w:t>Ỉ</w:t>
+      </w:r>
+      <w:r>
+        <w:rPr>
+          <w:sz w:val="20"/>
+          <w:szCs w:val="20"/>
+        </w:rPr>
+        <w:t xml:space="preserve"> internal log.</w:t>
       </w:r>
     </w:p>
     <w:p>
@@ -1161,7 +2117,21 @@
           <w:sz w:val="20"/>
           <w:szCs w:val="20"/>
         </w:rPr>
-        <w:t>BusinessError alias giữ Q1 onboarding.</w:t>
+        <w:t>BusinessError alias gi</w:t>
+      </w:r>
+      <w:r>
+        <w:rPr>
+          <w:sz w:val="20"/>
+          <w:szCs w:val="20"/>
+        </w:rPr>
+        <w:t>ữ</w:t>
+      </w:r>
+      <w:r>
+        <w:rPr>
+          <w:sz w:val="20"/>
+          <w:szCs w:val="20"/>
+        </w:rPr>
+        <w:t xml:space="preserve"> Q1 onboarding.</w:t>
       </w:r>
     </w:p>
     <w:p>
@@ -1252,7 +2222,79 @@
           <w:sz w:val="16"/>
           <w:szCs w:val="16"/>
         </w:rPr>
-        <w:t xml:space="preserve">    "message": "Hồ sơ không được chỉnh sửa.",</w:t>
+        <w:t xml:space="preserve">    "message": "H</w:t>
+      </w:r>
+      <w:r>
+        <w:rPr>
+          <w:rFonts w:ascii="Consolas" w:eastAsia="Consolas" w:hAnsi="Consolas" w:cs="Consolas"/>
+          <w:color w:val="333333"/>
+          <w:sz w:val="16"/>
+          <w:szCs w:val="16"/>
+        </w:rPr>
+        <w:t>ồ</w:t>
+      </w:r>
+      <w:r>
+        <w:rPr>
+          <w:rFonts w:ascii="Consolas" w:eastAsia="Consolas" w:hAnsi="Consolas" w:cs="Consolas"/>
+          <w:color w:val="333333"/>
+          <w:sz w:val="16"/>
+          <w:szCs w:val="16"/>
+        </w:rPr>
+        <w:t xml:space="preserve"> sơ không đư</w:t>
+      </w:r>
+      <w:r>
+        <w:rPr>
+          <w:rFonts w:ascii="Consolas" w:eastAsia="Consolas" w:hAnsi="Consolas" w:cs="Consolas"/>
+          <w:color w:val="333333"/>
+          <w:sz w:val="16"/>
+          <w:szCs w:val="16"/>
+        </w:rPr>
+        <w:t>ợ</w:t>
+      </w:r>
+      <w:r>
+        <w:rPr>
+          <w:rFonts w:ascii="Consolas" w:eastAsia="Consolas" w:hAnsi="Consolas" w:cs="Consolas"/>
+          <w:color w:val="333333"/>
+          <w:sz w:val="16"/>
+          <w:szCs w:val="16"/>
+        </w:rPr>
+        <w:t>c ch</w:t>
+      </w:r>
+      <w:r>
+        <w:rPr>
+          <w:rFonts w:ascii="Consolas" w:eastAsia="Consolas" w:hAnsi="Consolas" w:cs="Consolas"/>
+          <w:color w:val="333333"/>
+          <w:sz w:val="16"/>
+          <w:szCs w:val="16"/>
+        </w:rPr>
+        <w:t>ỉ</w:t>
+      </w:r>
+      <w:r>
+        <w:rPr>
+          <w:rFonts w:ascii="Consolas" w:eastAsia="Consolas" w:hAnsi="Consolas" w:cs="Consolas"/>
+          <w:color w:val="333333"/>
+          <w:sz w:val="16"/>
+          <w:szCs w:val="16"/>
+        </w:rPr>
+        <w:t>nh s</w:t>
+      </w:r>
+      <w:r>
+        <w:rPr>
+          <w:rFonts w:ascii="Consolas" w:eastAsia="Consolas" w:hAnsi="Consolas" w:cs="Consolas"/>
+          <w:color w:val="333333"/>
+          <w:sz w:val="16"/>
+          <w:szCs w:val="16"/>
+        </w:rPr>
+        <w:t>ử</w:t>
+      </w:r>
+      <w:r>
+        <w:rPr>
+          <w:rFonts w:ascii="Consolas" w:eastAsia="Consolas" w:hAnsi="Consolas" w:cs="Consolas"/>
+          <w:color w:val="333333"/>
+          <w:sz w:val="16"/>
+          <w:szCs w:val="16"/>
+        </w:rPr>
+        <w:t>a.",</w:t>
       </w:r>
     </w:p>
     <w:p>
@@ -1397,7 +2439,21 @@
           <w:sz w:val="20"/>
           <w:szCs w:val="20"/>
         </w:rPr>
-        <w:t>toResponse({ legacy:true }) thêm top-level code/message khi cần FE cũ.</w:t>
+        <w:t>toResponse({ legacy:true }) thêm top-level code/message khi c</w:t>
+      </w:r>
+      <w:r>
+        <w:rPr>
+          <w:sz w:val="20"/>
+          <w:szCs w:val="20"/>
+        </w:rPr>
+        <w:t>ầ</w:t>
+      </w:r>
+      <w:r>
+        <w:rPr>
+          <w:sz w:val="20"/>
+          <w:szCs w:val="20"/>
+        </w:rPr>
+        <w:t>n FE cũ.</w:t>
       </w:r>
     </w:p>
     <w:p>
@@ -1422,7 +2478,49 @@
           <w:sz w:val="20"/>
           <w:szCs w:val="20"/>
         </w:rPr>
-        <w:t>{ success:true, data } — CED không bắt buộc đổi success path.</w:t>
+        <w:t>{ success:true, data } — CED không b</w:t>
+      </w:r>
+      <w:r>
+        <w:rPr>
+          <w:sz w:val="20"/>
+          <w:szCs w:val="20"/>
+        </w:rPr>
+        <w:t>ắ</w:t>
+      </w:r>
+      <w:r>
+        <w:rPr>
+          <w:sz w:val="20"/>
+          <w:szCs w:val="20"/>
+        </w:rPr>
+        <w:t>t bu</w:t>
+      </w:r>
+      <w:r>
+        <w:rPr>
+          <w:sz w:val="20"/>
+          <w:szCs w:val="20"/>
+        </w:rPr>
+        <w:t>ộ</w:t>
+      </w:r>
+      <w:r>
+        <w:rPr>
+          <w:sz w:val="20"/>
+          <w:szCs w:val="20"/>
+        </w:rPr>
+        <w:t>c đ</w:t>
+      </w:r>
+      <w:r>
+        <w:rPr>
+          <w:sz w:val="20"/>
+          <w:szCs w:val="20"/>
+        </w:rPr>
+        <w:t>ổ</w:t>
+      </w:r>
+      <w:r>
+        <w:rPr>
+          <w:sz w:val="20"/>
+          <w:szCs w:val="20"/>
+        </w:rPr>
+        <w:t>i success path.</w:t>
       </w:r>
     </w:p>
     <w:p>
@@ -1447,7 +2545,35 @@
           <w:sz w:val="20"/>
           <w:szCs w:val="20"/>
         </w:rPr>
-        <w:t>message: luôn có fallback tiếng Việt (UAT) cho client chưa i18n.</w:t>
+        <w:t>message: luôn có fallback ti</w:t>
+      </w:r>
+      <w:r>
+        <w:rPr>
+          <w:sz w:val="20"/>
+          <w:szCs w:val="20"/>
+        </w:rPr>
+        <w:t>ế</w:t>
+      </w:r>
+      <w:r>
+        <w:rPr>
+          <w:sz w:val="20"/>
+          <w:szCs w:val="20"/>
+        </w:rPr>
+        <w:t>ng Vi</w:t>
+      </w:r>
+      <w:r>
+        <w:rPr>
+          <w:sz w:val="20"/>
+          <w:szCs w:val="20"/>
+        </w:rPr>
+        <w:t>ệ</w:t>
+      </w:r>
+      <w:r>
+        <w:rPr>
+          <w:sz w:val="20"/>
+          <w:szCs w:val="20"/>
+        </w:rPr>
+        <w:t>t (UAT) cho client chưa i18n.</w:t>
       </w:r>
     </w:p>
     <w:p>
@@ -1481,7 +2607,119 @@
           <w:sz w:val="20"/>
           <w:szCs w:val="20"/>
         </w:rPr>
-        <w:t>Không bắt buộc mọi throw có i18nKey ở v1.1 — khuyến nghị lỗi user-facing mới.</w:t>
+        <w:t>Không b</w:t>
+      </w:r>
+      <w:r>
+        <w:rPr>
+          <w:sz w:val="20"/>
+          <w:szCs w:val="20"/>
+        </w:rPr>
+        <w:t>ắ</w:t>
+      </w:r>
+      <w:r>
+        <w:rPr>
+          <w:sz w:val="20"/>
+          <w:szCs w:val="20"/>
+        </w:rPr>
+        <w:t>t bu</w:t>
+      </w:r>
+      <w:r>
+        <w:rPr>
+          <w:sz w:val="20"/>
+          <w:szCs w:val="20"/>
+        </w:rPr>
+        <w:t>ộ</w:t>
+      </w:r>
+      <w:r>
+        <w:rPr>
+          <w:sz w:val="20"/>
+          <w:szCs w:val="20"/>
+        </w:rPr>
+        <w:t>c m</w:t>
+      </w:r>
+      <w:r>
+        <w:rPr>
+          <w:sz w:val="20"/>
+          <w:szCs w:val="20"/>
+        </w:rPr>
+        <w:t>ọ</w:t>
+      </w:r>
+      <w:r>
+        <w:rPr>
+          <w:sz w:val="20"/>
+          <w:szCs w:val="20"/>
+        </w:rPr>
+        <w:t xml:space="preserve">i throw có i18nKey </w:t>
+      </w:r>
+      <w:r>
+        <w:rPr>
+          <w:sz w:val="20"/>
+          <w:szCs w:val="20"/>
+        </w:rPr>
+        <w:t>ở</w:t>
+      </w:r>
+      <w:r>
+        <w:rPr>
+          <w:sz w:val="20"/>
+          <w:szCs w:val="20"/>
+        </w:rPr>
+        <w:t xml:space="preserve"> v1.1 — khuy</w:t>
+      </w:r>
+      <w:r>
+        <w:rPr>
+          <w:sz w:val="20"/>
+          <w:szCs w:val="20"/>
+        </w:rPr>
+        <w:t>ế</w:t>
+      </w:r>
+      <w:r>
+        <w:rPr>
+          <w:sz w:val="20"/>
+          <w:szCs w:val="20"/>
+        </w:rPr>
+        <w:t>n ngh</w:t>
+      </w:r>
+      <w:r>
+        <w:rPr>
+          <w:sz w:val="20"/>
+          <w:szCs w:val="20"/>
+        </w:rPr>
+        <w:t>ị</w:t>
+      </w:r>
+      <w:r>
+        <w:rPr>
+          <w:sz w:val="20"/>
+          <w:szCs w:val="20"/>
+        </w:rPr>
+        <w:t xml:space="preserve"> l</w:t>
+      </w:r>
+      <w:r>
+        <w:rPr>
+          <w:sz w:val="20"/>
+          <w:szCs w:val="20"/>
+        </w:rPr>
+        <w:t>ỗ</w:t>
+      </w:r>
+      <w:r>
+        <w:rPr>
+          <w:sz w:val="20"/>
+          <w:szCs w:val="20"/>
+        </w:rPr>
+        <w:t>i user-facing m</w:t>
+      </w:r>
+      <w:r>
+        <w:rPr>
+          <w:sz w:val="20"/>
+          <w:szCs w:val="20"/>
+        </w:rPr>
+        <w:t>ớ</w:t>
+      </w:r>
+      <w:r>
+        <w:rPr>
+          <w:sz w:val="20"/>
+          <w:szCs w:val="20"/>
+        </w:rPr>
+        <w:t>i.</w:t>
       </w:r>
     </w:p>
     <w:p>
@@ -1498,7 +2736,21 @@
           <w:sz w:val="20"/>
           <w:szCs w:val="20"/>
         </w:rPr>
-        <w:t>Cấm PII (password, OTP, full token) trong details.</w:t>
+        <w:t>C</w:t>
+      </w:r>
+      <w:r>
+        <w:rPr>
+          <w:sz w:val="20"/>
+          <w:szCs w:val="20"/>
+        </w:rPr>
+        <w:t>ấ</w:t>
+      </w:r>
+      <w:r>
+        <w:rPr>
+          <w:sz w:val="20"/>
+          <w:szCs w:val="20"/>
+        </w:rPr>
+        <w:t>m PII (password, OTP, full token) trong details.</w:t>
       </w:r>
     </w:p>
     <w:p>
@@ -1506,7 +2758,13 @@
         <w:pStyle w:val="Heading1"/>
       </w:pPr>
       <w:r>
-        <w:t>VI. Registry — domain scoping (v1.1 chống contention)</w:t>
+        <w:t>VI. Registry — domain scoping (v1.1 ch</w:t>
+      </w:r>
+      <w:r>
+        <w:t>ố</w:t>
+      </w:r>
+      <w:r>
+        <w:t>ng contention)</w:t>
       </w:r>
     </w:p>
     <w:p>
@@ -1544,14 +2802,8 @@
           <w:sz w:val="16"/>
           <w:szCs w:val="16"/>
         </w:rPr>
-        <w:t xml:space="preserve">  auth.codes.js       // chỉ AUTH namespace object</w:t>
-      </w:r>
-    </w:p>
-    <w:p>
-      <w:pPr>
-        <w:shd w:val="clear" w:color="auto" w:fill="F5F5F5"/>
-        <w:spacing w:after="24"/>
-      </w:pPr>
+        <w:t xml:space="preserve">  auth.codes.js       // ch</w:t>
+      </w:r>
       <w:r>
         <w:rPr>
           <w:rFonts w:ascii="Consolas" w:eastAsia="Consolas" w:hAnsi="Consolas" w:cs="Consolas"/>
@@ -1559,14 +2811,8 @@
           <w:sz w:val="16"/>
           <w:szCs w:val="16"/>
         </w:rPr>
-        <w:t xml:space="preserve">  onboarding.codes.js</w:t>
-      </w:r>
-    </w:p>
-    <w:p>
-      <w:pPr>
-        <w:shd w:val="clear" w:color="auto" w:fill="F5F5F5"/>
-        <w:spacing w:after="24"/>
-      </w:pPr>
+        <w:t>ỉ</w:t>
+      </w:r>
       <w:r>
         <w:rPr>
           <w:rFonts w:ascii="Consolas" w:eastAsia="Consolas" w:hAnsi="Consolas" w:cs="Consolas"/>
@@ -1574,7 +2820,7 @@
           <w:sz w:val="16"/>
           <w:szCs w:val="16"/>
         </w:rPr>
-        <w:t xml:space="preserve">  tenant.codes.js</w:t>
+        <w:t xml:space="preserve"> AUTH namespace object</w:t>
       </w:r>
     </w:p>
     <w:p>
@@ -1589,7 +2835,7 @@
           <w:sz w:val="16"/>
           <w:szCs w:val="16"/>
         </w:rPr>
-        <w:t xml:space="preserve">  security.codes.js</w:t>
+        <w:t xml:space="preserve">  onboarding.codes.js</w:t>
       </w:r>
     </w:p>
     <w:p>
@@ -1604,7 +2850,7 @@
           <w:sz w:val="16"/>
           <w:szCs w:val="16"/>
         </w:rPr>
-        <w:t xml:space="preserve">  common.codes.js</w:t>
+        <w:t xml:space="preserve">  tenant.codes.js</w:t>
       </w:r>
     </w:p>
     <w:p>
@@ -1619,14 +2865,8 @@
           <w:sz w:val="16"/>
           <w:szCs w:val="16"/>
         </w:rPr>
-        <w:t xml:space="preserve">  index.js            // aggregate Object.freeze — KHÔNG logic</w:t>
-      </w:r>
-    </w:p>
-    <w:p>
-      <w:pPr>
-        <w:shd w:val="clear" w:color="auto" w:fill="F5F5F5"/>
-        <w:spacing w:after="24"/>
-      </w:pPr>
+        <w:t xml:space="preserve">  security.codes.js</w:t>
+      </w:r>
     </w:p>
     <w:p>
       <w:pPr>
@@ -1640,7 +2880,7 @@
           <w:sz w:val="16"/>
           <w:szCs w:val="16"/>
         </w:rPr>
-        <w:t>// Import khuyến nghị (tránh circular):</w:t>
+        <w:t xml:space="preserve">  common.codes.js</w:t>
       </w:r>
     </w:p>
     <w:p>
@@ -1655,8 +2895,14 @@
           <w:sz w:val="16"/>
           <w:szCs w:val="16"/>
         </w:rPr>
-        <w:t>const { ONBOARDING } = require('../../shared/errors/codes/onboarding.codes');</w:t>
-      </w:r>
+        <w:t xml:space="preserve">  index.js            // aggregate Object.freeze — KHÔNG logic</w:t>
+      </w:r>
+    </w:p>
+    <w:p>
+      <w:pPr>
+        <w:shd w:val="clear" w:color="auto" w:fill="F5F5F5"/>
+        <w:spacing w:after="24"/>
+      </w:pPr>
     </w:p>
     <w:p>
       <w:pPr>
@@ -1670,7 +2916,91 @@
           <w:sz w:val="16"/>
           <w:szCs w:val="16"/>
         </w:rPr>
-        <w:t>// hoặc barrel: require('../../shared/errors').ERROR_CODES.ONBOARDING</w:t>
+        <w:t>// Import khuy</w:t>
+      </w:r>
+      <w:r>
+        <w:rPr>
+          <w:rFonts w:ascii="Consolas" w:eastAsia="Consolas" w:hAnsi="Consolas" w:cs="Consolas"/>
+          <w:color w:val="333333"/>
+          <w:sz w:val="16"/>
+          <w:szCs w:val="16"/>
+        </w:rPr>
+        <w:t>ế</w:t>
+      </w:r>
+      <w:r>
+        <w:rPr>
+          <w:rFonts w:ascii="Consolas" w:eastAsia="Consolas" w:hAnsi="Consolas" w:cs="Consolas"/>
+          <w:color w:val="333333"/>
+          <w:sz w:val="16"/>
+          <w:szCs w:val="16"/>
+        </w:rPr>
+        <w:t>n ngh</w:t>
+      </w:r>
+      <w:r>
+        <w:rPr>
+          <w:rFonts w:ascii="Consolas" w:eastAsia="Consolas" w:hAnsi="Consolas" w:cs="Consolas"/>
+          <w:color w:val="333333"/>
+          <w:sz w:val="16"/>
+          <w:szCs w:val="16"/>
+        </w:rPr>
+        <w:t>ị</w:t>
+      </w:r>
+      <w:r>
+        <w:rPr>
+          <w:rFonts w:ascii="Consolas" w:eastAsia="Consolas" w:hAnsi="Consolas" w:cs="Consolas"/>
+          <w:color w:val="333333"/>
+          <w:sz w:val="16"/>
+          <w:szCs w:val="16"/>
+        </w:rPr>
+        <w:t xml:space="preserve"> (tránh circular):</w:t>
+      </w:r>
+    </w:p>
+    <w:p>
+      <w:pPr>
+        <w:shd w:val="clear" w:color="auto" w:fill="F5F5F5"/>
+        <w:spacing w:after="24"/>
+      </w:pPr>
+      <w:r>
+        <w:rPr>
+          <w:rFonts w:ascii="Consolas" w:eastAsia="Consolas" w:hAnsi="Consolas" w:cs="Consolas"/>
+          <w:color w:val="333333"/>
+          <w:sz w:val="16"/>
+          <w:szCs w:val="16"/>
+        </w:rPr>
+        <w:t>const { ONBOARDING } = require('../../shared/errors/codes/onboarding.codes');</w:t>
+      </w:r>
+    </w:p>
+    <w:p>
+      <w:pPr>
+        <w:shd w:val="clear" w:color="auto" w:fill="F5F5F5"/>
+        <w:spacing w:after="24"/>
+      </w:pPr>
+      <w:r>
+        <w:rPr>
+          <w:rFonts w:ascii="Consolas" w:eastAsia="Consolas" w:hAnsi="Consolas" w:cs="Consolas"/>
+          <w:color w:val="333333"/>
+          <w:sz w:val="16"/>
+          <w:szCs w:val="16"/>
+        </w:rPr>
+        <w:t>// ho</w:t>
+      </w:r>
+      <w:r>
+        <w:rPr>
+          <w:rFonts w:ascii="Consolas" w:eastAsia="Consolas" w:hAnsi="Consolas" w:cs="Consolas"/>
+          <w:color w:val="333333"/>
+          <w:sz w:val="16"/>
+          <w:szCs w:val="16"/>
+        </w:rPr>
+        <w:t>ặ</w:t>
+      </w:r>
+      <w:r>
+        <w:rPr>
+          <w:rFonts w:ascii="Consolas" w:eastAsia="Consolas" w:hAnsi="Consolas" w:cs="Consolas"/>
+          <w:color w:val="333333"/>
+          <w:sz w:val="16"/>
+          <w:szCs w:val="16"/>
+        </w:rPr>
+        <w:t>c barrel: require('../../shared/errors').ERROR_CODES.ONBOARDING</w:t>
       </w:r>
     </w:p>
     <w:p>
@@ -1679,7 +3009,19 @@
       </w:pPr>
       <w:r>
         <w:lastRenderedPageBreak/>
-        <w:t>VI.2. Quy tắc chống circular &amp; conflict</w:t>
+        <w:t>VI.2. Quy t</w:t>
+      </w:r>
+      <w:r>
+        <w:t>ắ</w:t>
+      </w:r>
+      <w:r>
+        <w:t>c ch</w:t>
+      </w:r>
+      <w:r>
+        <w:t>ố</w:t>
+      </w:r>
+      <w:r>
+        <w:t>ng circular &amp; conflict</w:t>
       </w:r>
     </w:p>
     <w:p>
@@ -1696,7 +3038,49 @@
           <w:sz w:val="20"/>
           <w:szCs w:val="20"/>
         </w:rPr>
-        <w:t>codes/*.js: zero import từ modules/* hoặc services/* (chỉ constants).</w:t>
+        <w:t>codes/*.js: zero import t</w:t>
+      </w:r>
+      <w:r>
+        <w:rPr>
+          <w:sz w:val="20"/>
+          <w:szCs w:val="20"/>
+        </w:rPr>
+        <w:t>ừ</w:t>
+      </w:r>
+      <w:r>
+        <w:rPr>
+          <w:sz w:val="20"/>
+          <w:szCs w:val="20"/>
+        </w:rPr>
+        <w:t xml:space="preserve"> modules/* ho</w:t>
+      </w:r>
+      <w:r>
+        <w:rPr>
+          <w:sz w:val="20"/>
+          <w:szCs w:val="20"/>
+        </w:rPr>
+        <w:t>ặ</w:t>
+      </w:r>
+      <w:r>
+        <w:rPr>
+          <w:sz w:val="20"/>
+          <w:szCs w:val="20"/>
+        </w:rPr>
+        <w:t>c services/* (ch</w:t>
+      </w:r>
+      <w:r>
+        <w:rPr>
+          <w:sz w:val="20"/>
+          <w:szCs w:val="20"/>
+        </w:rPr>
+        <w:t>ỉ</w:t>
+      </w:r>
+      <w:r>
+        <w:rPr>
+          <w:sz w:val="20"/>
+          <w:szCs w:val="20"/>
+        </w:rPr>
+        <w:t xml:space="preserve"> constants).</w:t>
       </w:r>
     </w:p>
     <w:p>
@@ -1713,7 +3097,91 @@
           <w:sz w:val="20"/>
           <w:szCs w:val="20"/>
         </w:rPr>
-        <w:t>Domain PR: ưu tiên chỉ đụng file namespace của domain; index.js chỉ thêm 1 dòng require nếu namespace mới.</w:t>
+        <w:t>Domain PR: ưu tiên ch</w:t>
+      </w:r>
+      <w:r>
+        <w:rPr>
+          <w:sz w:val="20"/>
+          <w:szCs w:val="20"/>
+        </w:rPr>
+        <w:t>ỉ</w:t>
+      </w:r>
+      <w:r>
+        <w:rPr>
+          <w:sz w:val="20"/>
+          <w:szCs w:val="20"/>
+        </w:rPr>
+        <w:t xml:space="preserve"> đ</w:t>
+      </w:r>
+      <w:r>
+        <w:rPr>
+          <w:sz w:val="20"/>
+          <w:szCs w:val="20"/>
+        </w:rPr>
+        <w:t>ụ</w:t>
+      </w:r>
+      <w:r>
+        <w:rPr>
+          <w:sz w:val="20"/>
+          <w:szCs w:val="20"/>
+        </w:rPr>
+        <w:t>ng file namespace c</w:t>
+      </w:r>
+      <w:r>
+        <w:rPr>
+          <w:sz w:val="20"/>
+          <w:szCs w:val="20"/>
+        </w:rPr>
+        <w:t>ủ</w:t>
+      </w:r>
+      <w:r>
+        <w:rPr>
+          <w:sz w:val="20"/>
+          <w:szCs w:val="20"/>
+        </w:rPr>
+        <w:t>a domain; index.js ch</w:t>
+      </w:r>
+      <w:r>
+        <w:rPr>
+          <w:sz w:val="20"/>
+          <w:szCs w:val="20"/>
+        </w:rPr>
+        <w:t>ỉ</w:t>
+      </w:r>
+      <w:r>
+        <w:rPr>
+          <w:sz w:val="20"/>
+          <w:szCs w:val="20"/>
+        </w:rPr>
+        <w:t xml:space="preserve"> thêm 1 dòng require n</w:t>
+      </w:r>
+      <w:r>
+        <w:rPr>
+          <w:sz w:val="20"/>
+          <w:szCs w:val="20"/>
+        </w:rPr>
+        <w:t>ế</w:t>
+      </w:r>
+      <w:r>
+        <w:rPr>
+          <w:sz w:val="20"/>
+          <w:szCs w:val="20"/>
+        </w:rPr>
+        <w:t>u namespace m</w:t>
+      </w:r>
+      <w:r>
+        <w:rPr>
+          <w:sz w:val="20"/>
+          <w:szCs w:val="20"/>
+        </w:rPr>
+        <w:t>ớ</w:t>
+      </w:r>
+      <w:r>
+        <w:rPr>
+          <w:sz w:val="20"/>
+          <w:szCs w:val="20"/>
+        </w:rPr>
+        <w:t>i.</w:t>
       </w:r>
     </w:p>
     <w:p>
@@ -1730,7 +3198,63 @@
           <w:sz w:val="20"/>
           <w:szCs w:val="20"/>
         </w:rPr>
-        <w:t>CI (bắt buộc khi CED-1 merge): test không trùng string value giữa mọi namespace (flatten values unique).</w:t>
+        <w:t>CI (b</w:t>
+      </w:r>
+      <w:r>
+        <w:rPr>
+          <w:sz w:val="20"/>
+          <w:szCs w:val="20"/>
+        </w:rPr>
+        <w:t>ắ</w:t>
+      </w:r>
+      <w:r>
+        <w:rPr>
+          <w:sz w:val="20"/>
+          <w:szCs w:val="20"/>
+        </w:rPr>
+        <w:t>t bu</w:t>
+      </w:r>
+      <w:r>
+        <w:rPr>
+          <w:sz w:val="20"/>
+          <w:szCs w:val="20"/>
+        </w:rPr>
+        <w:t>ộ</w:t>
+      </w:r>
+      <w:r>
+        <w:rPr>
+          <w:sz w:val="20"/>
+          <w:szCs w:val="20"/>
+        </w:rPr>
+        <w:t>c khi CED-1 merge): test không trùng string value gi</w:t>
+      </w:r>
+      <w:r>
+        <w:rPr>
+          <w:sz w:val="20"/>
+          <w:szCs w:val="20"/>
+        </w:rPr>
+        <w:t>ữ</w:t>
+      </w:r>
+      <w:r>
+        <w:rPr>
+          <w:sz w:val="20"/>
+          <w:szCs w:val="20"/>
+        </w:rPr>
+        <w:t>a m</w:t>
+      </w:r>
+      <w:r>
+        <w:rPr>
+          <w:sz w:val="20"/>
+          <w:szCs w:val="20"/>
+        </w:rPr>
+        <w:t>ọ</w:t>
+      </w:r>
+      <w:r>
+        <w:rPr>
+          <w:sz w:val="20"/>
+          <w:szCs w:val="20"/>
+        </w:rPr>
+        <w:t>i namespace (flatten values unique).</w:t>
       </w:r>
     </w:p>
     <w:p>
@@ -1747,7 +3271,49 @@
           <w:sz w:val="20"/>
           <w:szCs w:val="20"/>
         </w:rPr>
-        <w:t>Không dùng Proxy runtime bắt buộc — freeze object đủ; Proxy optional DX sau.</w:t>
+        <w:t>Không dùng Proxy runtime b</w:t>
+      </w:r>
+      <w:r>
+        <w:rPr>
+          <w:sz w:val="20"/>
+          <w:szCs w:val="20"/>
+        </w:rPr>
+        <w:t>ắ</w:t>
+      </w:r>
+      <w:r>
+        <w:rPr>
+          <w:sz w:val="20"/>
+          <w:szCs w:val="20"/>
+        </w:rPr>
+        <w:t>t bu</w:t>
+      </w:r>
+      <w:r>
+        <w:rPr>
+          <w:sz w:val="20"/>
+          <w:szCs w:val="20"/>
+        </w:rPr>
+        <w:t>ộ</w:t>
+      </w:r>
+      <w:r>
+        <w:rPr>
+          <w:sz w:val="20"/>
+          <w:szCs w:val="20"/>
+        </w:rPr>
+        <w:t>c — freeze object đ</w:t>
+      </w:r>
+      <w:r>
+        <w:rPr>
+          <w:sz w:val="20"/>
+          <w:szCs w:val="20"/>
+        </w:rPr>
+        <w:t>ủ</w:t>
+      </w:r>
+      <w:r>
+        <w:rPr>
+          <w:sz w:val="20"/>
+          <w:szCs w:val="20"/>
+        </w:rPr>
+        <w:t>; Proxy optional DX sau.</w:t>
       </w:r>
     </w:p>
     <w:p>
@@ -1763,7 +3329,19 @@
         <w:spacing w:after="100"/>
       </w:pPr>
       <w:r>
-        <w:t>Giữ bảng v1.0: ACCOUNT_CHO_DUYET ↔ AUTH_ACCOUNT_CHO_DUYET, v.v. Primary = mã FE live.</w:t>
+        <w:t>Gi</w:t>
+      </w:r>
+      <w:r>
+        <w:t>ữ</w:t>
+      </w:r>
+      <w:r>
+        <w:t xml:space="preserve"> b</w:t>
+      </w:r>
+      <w:r>
+        <w:t>ả</w:t>
+      </w:r>
+      <w:r>
+        <w:t>ng v1.0: ACCOUNT_CHO_DUYET ↔ AUTH_ACCOUNT_CHO_DUYET, v.v. Primary = mã FE live.</w:t>
       </w:r>
     </w:p>
     <w:p>
@@ -1805,7 +3383,35 @@
           <w:sz w:val="20"/>
           <w:szCs w:val="20"/>
         </w:rPr>
-        <w:t>Controller: try/catch + sendError HOẶC next(err) với asyncHandler.</w:t>
+        <w:t>Controller: try/catch + sendError HO</w:t>
+      </w:r>
+      <w:r>
+        <w:rPr>
+          <w:sz w:val="20"/>
+          <w:szCs w:val="20"/>
+        </w:rPr>
+        <w:t>Ặ</w:t>
+      </w:r>
+      <w:r>
+        <w:rPr>
+          <w:sz w:val="20"/>
+          <w:szCs w:val="20"/>
+        </w:rPr>
+        <w:t>C next(err) v</w:t>
+      </w:r>
+      <w:r>
+        <w:rPr>
+          <w:sz w:val="20"/>
+          <w:szCs w:val="20"/>
+        </w:rPr>
+        <w:t>ớ</w:t>
+      </w:r>
+      <w:r>
+        <w:rPr>
+          <w:sz w:val="20"/>
+          <w:szCs w:val="20"/>
+        </w:rPr>
+        <w:t>i asyncHandler.</w:t>
       </w:r>
     </w:p>
     <w:p>
@@ -1822,7 +3428,21 @@
           <w:sz w:val="20"/>
           <w:szCs w:val="20"/>
         </w:rPr>
-        <w:t>Middleware: next(AppError) ưu tiên; hoặc sendError.</w:t>
+        <w:t>Middleware: next(AppError) ưu tiên; ho</w:t>
+      </w:r>
+      <w:r>
+        <w:rPr>
+          <w:sz w:val="20"/>
+          <w:szCs w:val="20"/>
+        </w:rPr>
+        <w:t>ặ</w:t>
+      </w:r>
+      <w:r>
+        <w:rPr>
+          <w:sz w:val="20"/>
+          <w:szCs w:val="20"/>
+        </w:rPr>
+        <w:t>c sendError.</w:t>
       </w:r>
     </w:p>
     <w:p>
@@ -1863,7 +3483,31 @@
         <w:spacing w:after="100"/>
       </w:pPr>
       <w:r>
-        <w:t>Global Handler / sendError thực hiện HAI việc tách biệt:</w:t>
+        <w:t>Global Handler / sendError th</w:t>
+      </w:r>
+      <w:r>
+        <w:t>ự</w:t>
+      </w:r>
+      <w:r>
+        <w:t>c hi</w:t>
+      </w:r>
+      <w:r>
+        <w:t>ệ</w:t>
+      </w:r>
+      <w:r>
+        <w:t>n HAI vi</w:t>
+      </w:r>
+      <w:r>
+        <w:t>ệ</w:t>
+      </w:r>
+      <w:r>
+        <w:t>c tách bi</w:t>
+      </w:r>
+      <w:r>
+        <w:t>ệ</w:t>
+      </w:r>
+      <w:r>
+        <w:t>t:</w:t>
       </w:r>
     </w:p>
     <w:p>
@@ -1999,7 +3643,21 @@
           <w:sz w:val="20"/>
           <w:szCs w:val="20"/>
         </w:rPr>
-        <w:t>isOperational flag → routing alert (Sentry only if !isOperational hoặc status&gt;=500 non-expected)</w:t>
+        <w:t>isOperational flag → routing alert (Sentry only if !isOperational ho</w:t>
+      </w:r>
+      <w:r>
+        <w:rPr>
+          <w:sz w:val="20"/>
+          <w:szCs w:val="20"/>
+        </w:rPr>
+        <w:t>ặ</w:t>
+      </w:r>
+      <w:r>
+        <w:rPr>
+          <w:sz w:val="20"/>
+          <w:szCs w:val="20"/>
+        </w:rPr>
+        <w:t>c status&gt;=500 non-expected)</w:t>
       </w:r>
     </w:p>
     <w:p>
@@ -2204,7 +3862,21 @@
           <w:sz w:val="20"/>
           <w:szCs w:val="20"/>
         </w:rPr>
-        <w:t>JSON.stringify log: dùng serializer an toàn (stack string); không dựa vào default Error enumerable.</w:t>
+        <w:t>JSON.stringify log: dùng serializer an toàn (stack string); không d</w:t>
+      </w:r>
+      <w:r>
+        <w:rPr>
+          <w:sz w:val="20"/>
+          <w:szCs w:val="20"/>
+        </w:rPr>
+        <w:t>ự</w:t>
+      </w:r>
+      <w:r>
+        <w:rPr>
+          <w:sz w:val="20"/>
+          <w:szCs w:val="20"/>
+        </w:rPr>
+        <w:t>a vào default Error enumerable.</w:t>
       </w:r>
     </w:p>
     <w:p>
@@ -2212,7 +3884,19 @@
         <w:pStyle w:val="Heading2"/>
       </w:pPr>
       <w:r>
-        <w:t>VIII.2. Express Async Error Handling (bắt buộc CED-2)</w:t>
+        <w:t>VIII.2. Express Async Error Handling (b</w:t>
+      </w:r>
+      <w:r>
+        <w:t>ắ</w:t>
+      </w:r>
+      <w:r>
+        <w:t>t bu</w:t>
+      </w:r>
+      <w:r>
+        <w:t>ộ</w:t>
+      </w:r>
+      <w:r>
+        <w:t>c CED-2)</w:t>
       </w:r>
     </w:p>
     <w:p>
@@ -2229,7 +3913,35 @@
           <w:sz w:val="20"/>
           <w:szCs w:val="20"/>
         </w:rPr>
-        <w:t>Express 4: throw trong async function KHÔNG vào middleware lỗi trừ khi:</w:t>
+        <w:t>Express 4: throw trong async function KHÔNG vào middleware l</w:t>
+      </w:r>
+      <w:r>
+        <w:rPr>
+          <w:sz w:val="20"/>
+          <w:szCs w:val="20"/>
+        </w:rPr>
+        <w:t>ỗ</w:t>
+      </w:r>
+      <w:r>
+        <w:rPr>
+          <w:sz w:val="20"/>
+          <w:szCs w:val="20"/>
+        </w:rPr>
+        <w:t>i tr</w:t>
+      </w:r>
+      <w:r>
+        <w:rPr>
+          <w:sz w:val="20"/>
+          <w:szCs w:val="20"/>
+        </w:rPr>
+        <w:t>ừ</w:t>
+      </w:r>
+      <w:r>
+        <w:rPr>
+          <w:sz w:val="20"/>
+          <w:szCs w:val="20"/>
+        </w:rPr>
+        <w:t xml:space="preserve"> khi:</w:t>
       </w:r>
     </w:p>
     <w:p>
@@ -2263,7 +3975,35 @@
           <w:sz w:val="20"/>
           <w:szCs w:val="20"/>
         </w:rPr>
-        <w:t>HOẶC require('express-async-errors') sớm trong app bootstrap</w:t>
+        <w:t>HO</w:t>
+      </w:r>
+      <w:r>
+        <w:rPr>
+          <w:sz w:val="20"/>
+          <w:szCs w:val="20"/>
+        </w:rPr>
+        <w:t>Ặ</w:t>
+      </w:r>
+      <w:r>
+        <w:rPr>
+          <w:sz w:val="20"/>
+          <w:szCs w:val="20"/>
+        </w:rPr>
+        <w:t>C require('express-async-errors') s</w:t>
+      </w:r>
+      <w:r>
+        <w:rPr>
+          <w:sz w:val="20"/>
+          <w:szCs w:val="20"/>
+        </w:rPr>
+        <w:t>ớ</w:t>
+      </w:r>
+      <w:r>
+        <w:rPr>
+          <w:sz w:val="20"/>
+          <w:szCs w:val="20"/>
+        </w:rPr>
+        <w:t>m trong app bootstrap</w:t>
       </w:r>
     </w:p>
     <w:p>
@@ -2280,7 +4020,77 @@
           <w:sz w:val="20"/>
           <w:szCs w:val="20"/>
         </w:rPr>
-        <w:t>HOẶC mọi controller try/catch + next(err) (dễ sót — không đủ một mình)</w:t>
+        <w:t>HO</w:t>
+      </w:r>
+      <w:r>
+        <w:rPr>
+          <w:sz w:val="20"/>
+          <w:szCs w:val="20"/>
+        </w:rPr>
+        <w:t>Ặ</w:t>
+      </w:r>
+      <w:r>
+        <w:rPr>
+          <w:sz w:val="20"/>
+          <w:szCs w:val="20"/>
+        </w:rPr>
+        <w:t>C m</w:t>
+      </w:r>
+      <w:r>
+        <w:rPr>
+          <w:sz w:val="20"/>
+          <w:szCs w:val="20"/>
+        </w:rPr>
+        <w:t>ọ</w:t>
+      </w:r>
+      <w:r>
+        <w:rPr>
+          <w:sz w:val="20"/>
+          <w:szCs w:val="20"/>
+        </w:rPr>
+        <w:t>i controller try/catch + next(err) (d</w:t>
+      </w:r>
+      <w:r>
+        <w:rPr>
+          <w:sz w:val="20"/>
+          <w:szCs w:val="20"/>
+        </w:rPr>
+        <w:t>ễ</w:t>
+      </w:r>
+      <w:r>
+        <w:rPr>
+          <w:sz w:val="20"/>
+          <w:szCs w:val="20"/>
+        </w:rPr>
+        <w:t xml:space="preserve"> sót — không đ</w:t>
+      </w:r>
+      <w:r>
+        <w:rPr>
+          <w:sz w:val="20"/>
+          <w:szCs w:val="20"/>
+        </w:rPr>
+        <w:t>ủ</w:t>
+      </w:r>
+      <w:r>
+        <w:rPr>
+          <w:sz w:val="20"/>
+          <w:szCs w:val="20"/>
+        </w:rPr>
+        <w:t xml:space="preserve"> m</w:t>
+      </w:r>
+      <w:r>
+        <w:rPr>
+          <w:sz w:val="20"/>
+          <w:szCs w:val="20"/>
+        </w:rPr>
+        <w:t>ộ</w:t>
+      </w:r>
+      <w:r>
+        <w:rPr>
+          <w:sz w:val="20"/>
+          <w:szCs w:val="20"/>
+        </w:rPr>
+        <w:t>t mình)</w:t>
       </w:r>
     </w:p>
     <w:p>
@@ -2297,7 +4107,21 @@
           <w:sz w:val="20"/>
           <w:szCs w:val="20"/>
         </w:rPr>
-        <w:t>CED-2 exit criteria: 100% route async đi asyncHandler hoặc library; test throw AppError trong async → đúng status không crash.</w:t>
+        <w:t>CED-2 exit criteria: 100% route async đi asyncHandler ho</w:t>
+      </w:r>
+      <w:r>
+        <w:rPr>
+          <w:sz w:val="20"/>
+          <w:szCs w:val="20"/>
+        </w:rPr>
+        <w:t>ặ</w:t>
+      </w:r>
+      <w:r>
+        <w:rPr>
+          <w:sz w:val="20"/>
+          <w:szCs w:val="20"/>
+        </w:rPr>
+        <w:t>c library; test throw AppError trong async → đúng status không crash.</w:t>
       </w:r>
     </w:p>
     <w:p>
@@ -2340,7 +4164,21 @@
           <w:sz w:val="20"/>
           <w:szCs w:val="20"/>
         </w:rPr>
-        <w:t>SEC E = CED wire + dual + E5 correlation trên mọi security deny.</w:t>
+        <w:t>SEC E = CED wire + dual + E5 correlation trên m</w:t>
+      </w:r>
+      <w:r>
+        <w:rPr>
+          <w:sz w:val="20"/>
+          <w:szCs w:val="20"/>
+        </w:rPr>
+        <w:t>ọ</w:t>
+      </w:r>
+      <w:r>
+        <w:rPr>
+          <w:sz w:val="20"/>
+          <w:szCs w:val="20"/>
+        </w:rPr>
+        <w:t>i security deny.</w:t>
       </w:r>
     </w:p>
     <w:p>
@@ -2555,7 +4393,19 @@
         <w:pStyle w:val="Heading1"/>
       </w:pPr>
       <w:r>
-        <w:t>XI. Adoption phases (cập nhật)</w:t>
+        <w:t>XI. Adoption phases (c</w:t>
+      </w:r>
+      <w:r>
+        <w:t>ậ</w:t>
+      </w:r>
+      <w:r>
+        <w:t>p nh</w:t>
+      </w:r>
+      <w:r>
+        <w:t>ậ</w:t>
+      </w:r>
+      <w:r>
+        <w:t>t)</w:t>
       </w:r>
     </w:p>
     <w:p>
@@ -2623,7 +4473,21 @@
           <w:sz w:val="20"/>
           <w:szCs w:val="20"/>
         </w:rPr>
-        <w:t>CED-4: onboarding BusinessError từ shared; controller sendError.</w:t>
+        <w:t>CED-4: onboarding BusinessError t</w:t>
+      </w:r>
+      <w:r>
+        <w:rPr>
+          <w:sz w:val="20"/>
+          <w:szCs w:val="20"/>
+        </w:rPr>
+        <w:t>ừ</w:t>
+      </w:r>
+      <w:r>
+        <w:rPr>
+          <w:sz w:val="20"/>
+          <w:szCs w:val="20"/>
+        </w:rPr>
+        <w:t xml:space="preserve"> shared; controller sendError.</w:t>
       </w:r>
     </w:p>
     <w:p>
@@ -2640,7 +4504,35 @@
           <w:sz w:val="20"/>
           <w:szCs w:val="20"/>
         </w:rPr>
-        <w:t>CED-5: middleware unify; i18nKey dần cho user-facing mới.</w:t>
+        <w:t>CED-5: middleware unify; i18nKey d</w:t>
+      </w:r>
+      <w:r>
+        <w:rPr>
+          <w:sz w:val="20"/>
+          <w:szCs w:val="20"/>
+        </w:rPr>
+        <w:t>ầ</w:t>
+      </w:r>
+      <w:r>
+        <w:rPr>
+          <w:sz w:val="20"/>
+          <w:szCs w:val="20"/>
+        </w:rPr>
+        <w:t>n cho user-facing m</w:t>
+      </w:r>
+      <w:r>
+        <w:rPr>
+          <w:sz w:val="20"/>
+          <w:szCs w:val="20"/>
+        </w:rPr>
+        <w:t>ớ</w:t>
+      </w:r>
+      <w:r>
+        <w:rPr>
+          <w:sz w:val="20"/>
+          <w:szCs w:val="20"/>
+        </w:rPr>
+        <w:t>i.</w:t>
       </w:r>
     </w:p>
     <w:p>
@@ -2652,7 +4544,21 @@
           <w:i/>
           <w:iCs/>
         </w:rPr>
-        <w:t>Song song SEC 1A OK; CED-2 nên trước/cùng SEC 1B.</w:t>
+        <w:t>Song song SEC 1A OK; CED-2 nên trư</w:t>
+      </w:r>
+      <w:r>
+        <w:rPr>
+          <w:i/>
+          <w:iCs/>
+        </w:rPr>
+        <w:t>ớ</w:t>
+      </w:r>
+      <w:r>
+        <w:rPr>
+          <w:i/>
+          <w:iCs/>
+        </w:rPr>
+        <w:t>c/cùng SEC 1B.</w:t>
       </w:r>
     </w:p>
     <w:p>
@@ -2694,7 +4600,21 @@
           <w:sz w:val="20"/>
           <w:szCs w:val="20"/>
         </w:rPr>
-        <w:t>Import auth.service từ codes (circular).</w:t>
+        <w:t>Import auth.service t</w:t>
+      </w:r>
+      <w:r>
+        <w:rPr>
+          <w:sz w:val="20"/>
+          <w:szCs w:val="20"/>
+        </w:rPr>
+        <w:t>ừ</w:t>
+      </w:r>
+      <w:r>
+        <w:rPr>
+          <w:sz w:val="20"/>
+          <w:szCs w:val="20"/>
+        </w:rPr>
+        <w:t xml:space="preserve"> codes (circular).</w:t>
       </w:r>
     </w:p>
     <w:p>
@@ -2728,7 +4648,63 @@
           <w:sz w:val="20"/>
           <w:szCs w:val="20"/>
         </w:rPr>
-        <w:t>Bỏ qua asyncHandler rồi tin global handler “tự bắt”.</w:t>
+        <w:t>B</w:t>
+      </w:r>
+      <w:r>
+        <w:rPr>
+          <w:sz w:val="20"/>
+          <w:szCs w:val="20"/>
+        </w:rPr>
+        <w:t>ỏ</w:t>
+      </w:r>
+      <w:r>
+        <w:rPr>
+          <w:sz w:val="20"/>
+          <w:szCs w:val="20"/>
+        </w:rPr>
+        <w:t xml:space="preserve"> qua asyncHandler r</w:t>
+      </w:r>
+      <w:r>
+        <w:rPr>
+          <w:sz w:val="20"/>
+          <w:szCs w:val="20"/>
+        </w:rPr>
+        <w:t>ồ</w:t>
+      </w:r>
+      <w:r>
+        <w:rPr>
+          <w:sz w:val="20"/>
+          <w:szCs w:val="20"/>
+        </w:rPr>
+        <w:t>i tin global handler “t</w:t>
+      </w:r>
+      <w:r>
+        <w:rPr>
+          <w:sz w:val="20"/>
+          <w:szCs w:val="20"/>
+        </w:rPr>
+        <w:t>ự</w:t>
+      </w:r>
+      <w:r>
+        <w:rPr>
+          <w:sz w:val="20"/>
+          <w:szCs w:val="20"/>
+        </w:rPr>
+        <w:t xml:space="preserve"> b</w:t>
+      </w:r>
+      <w:r>
+        <w:rPr>
+          <w:sz w:val="20"/>
+          <w:szCs w:val="20"/>
+        </w:rPr>
+        <w:t>ắ</w:t>
+      </w:r>
+      <w:r>
+        <w:rPr>
+          <w:sz w:val="20"/>
+          <w:szCs w:val="20"/>
+        </w:rPr>
+        <w:t>t”.</w:t>
       </w:r>
     </w:p>
     <w:p>
@@ -2745,7 +4721,21 @@
           <w:sz w:val="20"/>
           <w:szCs w:val="20"/>
         </w:rPr>
-        <w:t>Thiếu correlationId trên response sau CED-2.</w:t>
+        <w:t>Thi</w:t>
+      </w:r>
+      <w:r>
+        <w:rPr>
+          <w:sz w:val="20"/>
+          <w:szCs w:val="20"/>
+        </w:rPr>
+        <w:t>ế</w:t>
+      </w:r>
+      <w:r>
+        <w:rPr>
+          <w:sz w:val="20"/>
+          <w:szCs w:val="20"/>
+        </w:rPr>
+        <w:t>u correlationId trên response sau CED-2.</w:t>
       </w:r>
     </w:p>
     <w:p>
@@ -2846,7 +4836,19 @@
         <w:pStyle w:val="Heading1"/>
       </w:pPr>
       <w:r>
-        <w:t>XIV. Kết luận</w:t>
+        <w:t>XIV. K</w:t>
+      </w:r>
+      <w:r>
+        <w:t>ế</w:t>
+      </w:r>
+      <w:r>
+        <w:t>t lu</w:t>
+      </w:r>
+      <w:r>
+        <w:t>ậ</w:t>
+      </w:r>
+      <w:r>
+        <w:t>n</w:t>
       </w:r>
     </w:p>
     <w:p>
@@ -2854,7 +4856,49 @@
         <w:spacing w:after="100"/>
       </w:pPr>
       <w:r>
-        <w:t>v1.0 vững về contract API. v1.1 đóng góc khuất vận hành: log/cause, correlation bắt buộc, async Express, registry scale, i18n-ready — đủ Implementation-Ready khi đi CED-2+.</w:t>
+        <w:t>v1.0 v</w:t>
+      </w:r>
+      <w:r>
+        <w:t>ữ</w:t>
+      </w:r>
+      <w:r>
+        <w:t>ng v</w:t>
+      </w:r>
+      <w:r>
+        <w:t>ề</w:t>
+      </w:r>
+      <w:r>
+        <w:t xml:space="preserve"> contract API. v1.1 đóng góc khu</w:t>
+      </w:r>
+      <w:r>
+        <w:t>ấ</w:t>
+      </w:r>
+      <w:r>
+        <w:t>t v</w:t>
+      </w:r>
+      <w:r>
+        <w:t>ậ</w:t>
+      </w:r>
+      <w:r>
+        <w:t>n hành: log/cause, correlation b</w:t>
+      </w:r>
+      <w:r>
+        <w:t>ắ</w:t>
+      </w:r>
+      <w:r>
+        <w:t>t bu</w:t>
+      </w:r>
+      <w:r>
+        <w:t>ộ</w:t>
+      </w:r>
+      <w:r>
+        <w:t>c, async Express, registry scale, i18n-ready — đ</w:t>
+      </w:r>
+      <w:r>
+        <w:t>ủ</w:t>
+      </w:r>
+      <w:r>
+        <w:t xml:space="preserve"> Implementation-Ready khi đi CED-2+.</w:t>
       </w:r>
     </w:p>
     <w:p>
@@ -2881,7 +4925,47 @@
           <w:sz w:val="16"/>
           <w:szCs w:val="16"/>
         </w:rPr>
-        <w:t>— HẾT TÀI LIỆU CED v1.1.0 —</w:t>
+        <w:t>— H</w:t>
+      </w:r>
+      <w:r>
+        <w:rPr>
+          <w:b/>
+          <w:bCs/>
+          <w:color w:val="1F4E79"/>
+          <w:sz w:val="16"/>
+          <w:szCs w:val="16"/>
+        </w:rPr>
+        <w:t>Ế</w:t>
+      </w:r>
+      <w:r>
+        <w:rPr>
+          <w:b/>
+          <w:bCs/>
+          <w:color w:val="1F4E79"/>
+          <w:sz w:val="16"/>
+          <w:szCs w:val="16"/>
+        </w:rPr>
+        <w:t>T TÀI LI</w:t>
+      </w:r>
+      <w:r>
+        <w:rPr>
+          <w:b/>
+          <w:bCs/>
+          <w:color w:val="1F4E79"/>
+          <w:sz w:val="16"/>
+          <w:szCs w:val="16"/>
+        </w:rPr>
+        <w:t>Ệ</w:t>
+      </w:r>
+      <w:r>
+        <w:rPr>
+          <w:b/>
+          <w:bCs/>
+          <w:color w:val="1F4E79"/>
+          <w:sz w:val="16"/>
+          <w:szCs w:val="16"/>
+        </w:rPr>
+        <w:t>U CED v1.1.0 —</w:t>
       </w:r>
       <w:r>
         <w:rPr>
